--- a/docs/ProyectoFinal.docx
+++ b/docs/ProyectoFinal.docx
@@ -581,6 +581,7 @@
               <w:pStyle w:val="Ttulo1"/>
               <w:shd w:val="clear" w:color="auto" w:fill="FFFFFF"/>
               <w:spacing w:before="360" w:beforeAutospacing="0" w:after="240" w:afterAutospacing="0"/>
+              <w:outlineLvl w:val="0"/>
               <w:rPr>
                 <w:rFonts w:asciiTheme="minorHAnsi" w:eastAsiaTheme="minorHAnsi" w:hAnsiTheme="minorHAnsi" w:cstheme="minorBidi"/>
                 <w:b w:val="0"/>
@@ -838,7 +839,19 @@
           <w:lang w:val="es-ES"/>
         </w:rPr>
         <w:lastRenderedPageBreak/>
-        <w:t>Para ejecutarlo puede abrirlo con Intellij Idea, y ejecutarlo en el orden recomentado.</w:t>
+        <w:t>Para ejecutarlo puede abrirlo con Intellij Idea, y ejecutarlo en el orden recomen</w:t>
+      </w:r>
+      <w:r>
+        <w:rPr>
+          <w:lang w:val="es-ES"/>
+        </w:rPr>
+        <w:t>d</w:t>
+      </w:r>
+      <w:r>
+        <w:rPr>
+          <w:lang w:val="es-ES"/>
+        </w:rPr>
+        <w:t>ado.</w:t>
       </w:r>
     </w:p>
     <w:p>
@@ -864,7 +877,34 @@
         <w:rPr>
           <w:lang w:val="es-ES"/>
         </w:rPr>
-        <w:t xml:space="preserve">Cada repositorio tiene los documentos de pruebas y los diagramas de secuencia. </w:t>
+        <w:t>Cada repositorio tiene los documentos de pruebas y los diagramas de secuencia.</w:t>
+      </w:r>
+    </w:p>
+    <w:p>
+      <w:pPr>
+        <w:rPr>
+          <w:lang w:val="es-ES"/>
+        </w:rPr>
+      </w:pPr>
+      <w:r>
+        <w:rPr>
+          <w:lang w:val="es-ES"/>
+        </w:rPr>
+        <w:t xml:space="preserve">Adicionalmente, se implementó </w:t>
+      </w:r>
+      <w:r>
+        <w:rPr>
+          <w:b/>
+          <w:bCs/>
+          <w:lang w:val="es-ES"/>
+        </w:rPr>
+        <w:t>Swagger OpenAPI</w:t>
+      </w:r>
+      <w:r>
+        <w:rPr>
+          <w:lang w:val="es-ES"/>
+        </w:rPr>
+        <w:t xml:space="preserve"> para la documentación interactiva de los métodos REST del microservicio, permitiendo visualizar la estructura de los endpoints, parámetros de entrada, respuestas esperadas y realizar pruebas directamente desde la interfaz web.</w:t>
       </w:r>
     </w:p>
     <w:sectPr>
@@ -1464,6 +1504,17 @@
       <w:contextualSpacing/>
     </w:pPr>
   </w:style>
+  <w:style w:type="character" w:styleId="Textoennegrita">
+    <w:name w:val="Strong"/>
+    <w:basedOn w:val="Fuentedeprrafopredeter"/>
+    <w:uiPriority w:val="22"/>
+    <w:qFormat/>
+    <w:rsid w:val="00F736E8"/>
+    <w:rPr>
+      <w:b/>
+      <w:bCs/>
+    </w:rPr>
+  </w:style>
 </w:styles>
 </file>
 
